--- a/Software Requirements Specification - Trikandi.docx
+++ b/Software Requirements Specification - Trikandi.docx
@@ -646,7 +646,7 @@
     </w:p>
     <w:sdt>
       <w:sdtPr>
-        <w:id w:val="604565534"/>
+        <w:id w:val="1565729459"/>
         <w:docPartObj>
           <w:docPartGallery w:val="Table of Contents"/>
           <w:docPartUnique w:val="1"/>
@@ -4275,6 +4275,7 @@
         <w:spacing w:after="0" w:before="0" w:line="360" w:lineRule="auto"/>
         <w:ind w:left="720" w:hanging="360"/>
         <w:jc w:val="both"/>
+        <w:rPr/>
       </w:pPr>
       <w:bookmarkStart w:colFirst="0" w:colLast="0" w:name="_cepahq6kahgz" w:id="6"/>
       <w:bookmarkEnd w:id="6"/>
@@ -4293,6 +4294,7 @@
           <w:numId w:val="6"/>
         </w:numPr>
         <w:spacing w:after="0" w:before="0" w:line="360" w:lineRule="auto"/>
+        <w:rPr/>
       </w:pPr>
       <w:bookmarkStart w:colFirst="0" w:colLast="0" w:name="_c32wkkpn6kzj" w:id="7"/>
       <w:bookmarkEnd w:id="7"/>
@@ -4381,6 +4383,7 @@
           <w:numId w:val="6"/>
         </w:numPr>
         <w:spacing w:after="0" w:before="0" w:line="360" w:lineRule="auto"/>
+        <w:rPr/>
       </w:pPr>
       <w:bookmarkStart w:colFirst="0" w:colLast="0" w:name="_c6s7a3tckbzt" w:id="8"/>
       <w:bookmarkEnd w:id="8"/>
@@ -4411,6 +4414,7 @@
         </w:numPr>
         <w:spacing w:line="360" w:lineRule="auto"/>
         <w:ind w:left="2160" w:hanging="360"/>
+        <w:rPr/>
       </w:pPr>
       <w:r>
         <w:rPr>
@@ -4427,6 +4431,7 @@
         </w:numPr>
         <w:spacing w:line="360" w:lineRule="auto"/>
         <w:ind w:left="2160" w:hanging="360"/>
+        <w:rPr/>
       </w:pPr>
       <w:r>
         <w:rPr>
@@ -4443,6 +4448,7 @@
         </w:numPr>
         <w:spacing w:line="360" w:lineRule="auto"/>
         <w:ind w:left="2160" w:hanging="360"/>
+        <w:rPr/>
       </w:pPr>
       <w:r>
         <w:rPr>
@@ -4459,6 +4465,7 @@
         </w:numPr>
         <w:spacing w:line="360" w:lineRule="auto"/>
         <w:ind w:left="2160" w:hanging="360"/>
+        <w:rPr/>
       </w:pPr>
       <w:r>
         <w:rPr>
@@ -4475,6 +4482,7 @@
         </w:numPr>
         <w:spacing w:line="360" w:lineRule="auto"/>
         <w:ind w:left="2160" w:hanging="360"/>
+        <w:rPr/>
       </w:pPr>
       <w:r>
         <w:rPr>
@@ -4491,6 +4499,7 @@
         </w:numPr>
         <w:spacing w:line="360" w:lineRule="auto"/>
         <w:ind w:left="2160" w:hanging="360"/>
+        <w:rPr/>
       </w:pPr>
       <w:r>
         <w:rPr>
@@ -4507,6 +4516,7 @@
         </w:numPr>
         <w:spacing w:line="360" w:lineRule="auto"/>
         <w:ind w:left="2160" w:hanging="360"/>
+        <w:rPr/>
       </w:pPr>
       <w:r>
         <w:rPr>
@@ -4523,6 +4533,7 @@
         </w:numPr>
         <w:spacing w:line="360" w:lineRule="auto"/>
         <w:ind w:left="2160" w:hanging="360"/>
+        <w:rPr/>
       </w:pPr>
       <w:r>
         <w:rPr>
@@ -4539,6 +4550,7 @@
         </w:numPr>
         <w:spacing w:line="360" w:lineRule="auto"/>
         <w:ind w:left="2160" w:hanging="360"/>
+        <w:rPr/>
       </w:pPr>
       <w:r>
         <w:rPr>
@@ -4555,6 +4567,7 @@
         </w:numPr>
         <w:spacing w:line="360" w:lineRule="auto"/>
         <w:ind w:left="2160" w:hanging="360"/>
+        <w:rPr/>
       </w:pPr>
       <w:r>
         <w:rPr>
@@ -4571,6 +4584,7 @@
         </w:numPr>
         <w:spacing w:line="360" w:lineRule="auto"/>
         <w:ind w:left="2160" w:hanging="360"/>
+        <w:rPr/>
       </w:pPr>
       <w:r>
         <w:rPr>
@@ -4587,6 +4601,7 @@
         </w:numPr>
         <w:spacing w:line="360" w:lineRule="auto"/>
         <w:ind w:left="2160" w:hanging="360"/>
+        <w:rPr/>
       </w:pPr>
       <w:r>
         <w:rPr>
@@ -4603,6 +4618,7 @@
         </w:numPr>
         <w:spacing w:line="360" w:lineRule="auto"/>
         <w:ind w:left="2160" w:hanging="360"/>
+        <w:rPr/>
       </w:pPr>
       <w:r>
         <w:rPr>
@@ -4631,6 +4647,7 @@
           <w:numId w:val="6"/>
         </w:numPr>
         <w:spacing w:after="0" w:before="0" w:line="360" w:lineRule="auto"/>
+        <w:rPr/>
       </w:pPr>
       <w:bookmarkStart w:colFirst="0" w:colLast="0" w:name="_ohxlp39h74au" w:id="9"/>
       <w:bookmarkEnd w:id="9"/>
@@ -4688,6 +4705,7 @@
           <w:numId w:val="6"/>
         </w:numPr>
         <w:spacing w:after="0" w:before="0" w:line="360" w:lineRule="auto"/>
+        <w:rPr/>
       </w:pPr>
       <w:bookmarkStart w:colFirst="0" w:colLast="0" w:name="_2zzqfj5495bd" w:id="10"/>
       <w:bookmarkEnd w:id="10"/>
@@ -4862,6 +4880,7 @@
           <w:numId w:val="6"/>
         </w:numPr>
         <w:spacing w:after="0" w:before="0" w:line="360" w:lineRule="auto"/>
+        <w:rPr/>
       </w:pPr>
       <w:bookmarkStart w:colFirst="0" w:colLast="0" w:name="_ltlxl8xr1zu7" w:id="11"/>
       <w:bookmarkEnd w:id="11"/>
@@ -5018,6 +5037,7 @@
           <w:numId w:val="6"/>
         </w:numPr>
         <w:spacing w:after="0" w:before="0" w:line="360" w:lineRule="auto"/>
+        <w:rPr/>
       </w:pPr>
       <w:bookmarkStart w:colFirst="0" w:colLast="0" w:name="_nb1wq0mxqxhd" w:id="12"/>
       <w:bookmarkEnd w:id="12"/>
@@ -5274,6 +5294,7 @@
           <w:numId w:val="6"/>
         </w:numPr>
         <w:spacing w:after="0" w:before="0" w:line="360" w:lineRule="auto"/>
+        <w:rPr/>
       </w:pPr>
       <w:bookmarkStart w:colFirst="0" w:colLast="0" w:name="_g04eep7m5te6" w:id="13"/>
       <w:bookmarkEnd w:id="13"/>
@@ -5542,6 +5563,7 @@
         <w:spacing w:after="0" w:before="0" w:line="360" w:lineRule="auto"/>
         <w:ind w:left="720" w:hanging="360"/>
         <w:jc w:val="both"/>
+        <w:rPr/>
       </w:pPr>
       <w:bookmarkStart w:colFirst="0" w:colLast="0" w:name="_l0kdv6hz3ddm" w:id="15"/>
       <w:bookmarkEnd w:id="15"/>
@@ -5560,6 +5582,7 @@
           <w:numId w:val="6"/>
         </w:numPr>
         <w:spacing w:after="0" w:before="0" w:line="360" w:lineRule="auto"/>
+        <w:rPr/>
       </w:pPr>
       <w:bookmarkStart w:colFirst="0" w:colLast="0" w:name="_qdgxadallw0s" w:id="16"/>
       <w:bookmarkEnd w:id="16"/>
@@ -5643,6 +5666,7 @@
           <w:numId w:val="6"/>
         </w:numPr>
         <w:spacing w:after="0" w:before="0" w:line="360" w:lineRule="auto"/>
+        <w:rPr/>
       </w:pPr>
       <w:bookmarkStart w:colFirst="0" w:colLast="0" w:name="_lhyvg257vnp0" w:id="17"/>
       <w:bookmarkEnd w:id="17"/>
@@ -5785,6 +5809,7 @@
           <w:numId w:val="6"/>
         </w:numPr>
         <w:spacing w:after="0" w:before="0" w:line="360" w:lineRule="auto"/>
+        <w:rPr/>
       </w:pPr>
       <w:bookmarkStart w:colFirst="0" w:colLast="0" w:name="_9of8mt17uls8" w:id="19"/>
       <w:bookmarkEnd w:id="19"/>
@@ -6345,6 +6370,7 @@
           <w:numId w:val="6"/>
         </w:numPr>
         <w:spacing w:after="0" w:before="0" w:line="360" w:lineRule="auto"/>
+        <w:rPr/>
       </w:pPr>
       <w:bookmarkStart w:colFirst="0" w:colLast="0" w:name="_v0hee55f5uts" w:id="21"/>
       <w:bookmarkEnd w:id="21"/>
@@ -6529,6 +6555,7 @@
           <w:numId w:val="6"/>
         </w:numPr>
         <w:spacing w:after="0" w:before="0" w:line="360" w:lineRule="auto"/>
+        <w:rPr/>
       </w:pPr>
       <w:bookmarkStart w:colFirst="0" w:colLast="0" w:name="_ajqqezf9w0bo" w:id="22"/>
       <w:bookmarkEnd w:id="22"/>
@@ -6663,6 +6690,7 @@
           <w:numId w:val="6"/>
         </w:numPr>
         <w:spacing w:after="0" w:before="0" w:line="360" w:lineRule="auto"/>
+        <w:rPr/>
       </w:pPr>
       <w:bookmarkStart w:colFirst="0" w:colLast="0" w:name="_tkar4twqmx7x" w:id="24"/>
       <w:bookmarkEnd w:id="24"/>
@@ -6797,6 +6825,7 @@
         <w:spacing w:after="0" w:before="0" w:line="360" w:lineRule="auto"/>
         <w:ind w:left="720" w:hanging="360"/>
         <w:jc w:val="both"/>
+        <w:rPr/>
       </w:pPr>
       <w:bookmarkStart w:colFirst="0" w:colLast="0" w:name="_paaym5ldjx8h" w:id="25"/>
       <w:bookmarkEnd w:id="25"/>
@@ -6815,6 +6844,7 @@
           <w:numId w:val="6"/>
         </w:numPr>
         <w:spacing w:after="0" w:before="0" w:line="360" w:lineRule="auto"/>
+        <w:rPr/>
       </w:pPr>
       <w:bookmarkStart w:colFirst="0" w:colLast="0" w:name="_gdx4ncf677hu" w:id="26"/>
       <w:bookmarkEnd w:id="26"/>
@@ -6856,9 +6886,7 @@
         <w:spacing w:after="0" w:before="0" w:line="360" w:lineRule="auto"/>
         <w:ind w:left="0" w:firstLine="0"/>
         <w:jc w:val="both"/>
-        <w:rPr>
-          <w:b w:val="1"/>
-        </w:rPr>
+        <w:rPr/>
       </w:pPr>
       <w:bookmarkStart w:colFirst="0" w:colLast="0" w:name="_6ol3r9hih1ij" w:id="27"/>
       <w:bookmarkEnd w:id="27"/>
@@ -6870,7 +6898,6 @@
       </w:r>
       <w:r>
         <w:rPr>
-          <w:b w:val="1"/>
           <w:rtl w:val="0"/>
         </w:rPr>
         <w:t xml:space="preserve">3.1.1. Prinsip Desain Umum</w:t>
@@ -7651,6 +7678,7 @@
           <w:numId w:val="6"/>
         </w:numPr>
         <w:spacing w:after="0" w:before="0" w:line="360" w:lineRule="auto"/>
+        <w:rPr/>
       </w:pPr>
       <w:bookmarkStart w:colFirst="0" w:colLast="0" w:name="_trpzutj0uoeb" w:id="30"/>
       <w:bookmarkEnd w:id="30"/>
@@ -7696,6 +7724,7 @@
         <w:spacing w:after="0" w:before="0" w:line="360" w:lineRule="auto"/>
         <w:ind w:left="2160" w:hanging="360"/>
         <w:jc w:val="both"/>
+        <w:rPr/>
       </w:pPr>
       <w:bookmarkStart w:colFirst="0" w:colLast="0" w:name="_mk6y8x9lhw2t" w:id="31"/>
       <w:bookmarkEnd w:id="31"/>
@@ -7831,6 +7860,7 @@
         <w:spacing w:after="0" w:before="0" w:line="360" w:lineRule="auto"/>
         <w:ind w:left="2160" w:hanging="360"/>
         <w:jc w:val="both"/>
+        <w:rPr/>
       </w:pPr>
       <w:bookmarkStart w:colFirst="0" w:colLast="0" w:name="_y0fo5b8kx3me" w:id="32"/>
       <w:bookmarkEnd w:id="32"/>
@@ -7918,6 +7948,7 @@
         <w:spacing w:after="0" w:before="0" w:line="360" w:lineRule="auto"/>
         <w:ind w:left="2160" w:hanging="360"/>
         <w:jc w:val="both"/>
+        <w:rPr/>
       </w:pPr>
       <w:bookmarkStart w:colFirst="0" w:colLast="0" w:name="_psfsxa8golp0" w:id="33"/>
       <w:bookmarkEnd w:id="33"/>
@@ -8021,6 +8052,7 @@
           <w:numId w:val="6"/>
         </w:numPr>
         <w:spacing w:after="0" w:before="0" w:line="360" w:lineRule="auto"/>
+        <w:rPr/>
       </w:pPr>
       <w:bookmarkStart w:colFirst="0" w:colLast="0" w:name="_wwqyqupv10s4" w:id="34"/>
       <w:bookmarkEnd w:id="34"/>
@@ -8041,6 +8073,7 @@
         <w:spacing w:after="0" w:before="0" w:line="360" w:lineRule="auto"/>
         <w:ind w:left="2160" w:hanging="360"/>
         <w:jc w:val="both"/>
+        <w:rPr/>
       </w:pPr>
       <w:bookmarkStart w:colFirst="0" w:colLast="0" w:name="_4l5jfdy545dy" w:id="35"/>
       <w:bookmarkEnd w:id="35"/>
@@ -8100,6 +8133,7 @@
         <w:spacing w:after="0" w:before="0" w:line="360" w:lineRule="auto"/>
         <w:ind w:left="2160" w:hanging="360"/>
         <w:jc w:val="both"/>
+        <w:rPr/>
       </w:pPr>
       <w:bookmarkStart w:colFirst="0" w:colLast="0" w:name="_r3qj97kq8v0m" w:id="36"/>
       <w:bookmarkEnd w:id="36"/>
@@ -8169,6 +8203,7 @@
         <w:spacing w:after="0" w:before="0" w:line="360" w:lineRule="auto"/>
         <w:ind w:left="2160" w:hanging="360"/>
         <w:jc w:val="both"/>
+        <w:rPr/>
       </w:pPr>
       <w:bookmarkStart w:colFirst="0" w:colLast="0" w:name="_us69ususuv5f" w:id="37"/>
       <w:bookmarkEnd w:id="37"/>
@@ -8274,6 +8309,7 @@
         <w:spacing w:after="0" w:before="0" w:line="360" w:lineRule="auto"/>
         <w:ind w:left="2160" w:hanging="360"/>
         <w:jc w:val="both"/>
+        <w:rPr/>
       </w:pPr>
       <w:bookmarkStart w:colFirst="0" w:colLast="0" w:name="_k92uf18esamp" w:id="38"/>
       <w:bookmarkEnd w:id="38"/>
@@ -8361,6 +8397,7 @@
         <w:spacing w:after="0" w:before="0" w:line="360" w:lineRule="auto"/>
         <w:ind w:left="2160" w:hanging="360"/>
         <w:jc w:val="both"/>
+        <w:rPr/>
       </w:pPr>
       <w:bookmarkStart w:colFirst="0" w:colLast="0" w:name="_kkd6fqaoo6rs" w:id="39"/>
       <w:bookmarkEnd w:id="39"/>
@@ -8488,6 +8525,7 @@
         <w:spacing w:after="0" w:before="0" w:line="360" w:lineRule="auto"/>
         <w:ind w:left="720" w:hanging="360"/>
         <w:jc w:val="both"/>
+        <w:rPr/>
       </w:pPr>
       <w:bookmarkStart w:colFirst="0" w:colLast="0" w:name="_wfno7b458daj" w:id="40"/>
       <w:bookmarkEnd w:id="40"/>
@@ -8506,6 +8544,7 @@
           <w:numId w:val="29"/>
         </w:numPr>
         <w:spacing w:after="0" w:before="0" w:line="360" w:lineRule="auto"/>
+        <w:rPr/>
       </w:pPr>
       <w:bookmarkStart w:colFirst="0" w:colLast="0" w:name="_q1wdiww1syrb" w:id="41"/>
       <w:bookmarkEnd w:id="41"/>
@@ -8550,12 +8589,12 @@
           <wp:inline distB="114300" distT="114300" distL="114300" distR="114300">
             <wp:extent cx="2880000" cy="2995200"/>
             <wp:effectExtent b="0" l="0" r="0" t="0"/>
-            <wp:docPr id="4" name="image7.png"/>
+            <wp:docPr id="4" name="image3.png"/>
             <a:graphic>
               <a:graphicData uri="http://schemas.openxmlformats.org/drawingml/2006/picture">
                 <pic:pic>
                   <pic:nvPicPr>
-                    <pic:cNvPr id="0" name="image7.png"/>
+                    <pic:cNvPr id="0" name="image3.png"/>
                     <pic:cNvPicPr preferRelativeResize="0"/>
                   </pic:nvPicPr>
                   <pic:blipFill>
@@ -8619,12 +8658,12 @@
           <wp:inline distB="114300" distT="114300" distL="114300" distR="114300">
             <wp:extent cx="2880000" cy="3070445"/>
             <wp:effectExtent b="0" l="0" r="0" t="0"/>
-            <wp:docPr id="2" name="image6.png"/>
+            <wp:docPr id="2" name="image7.png"/>
             <a:graphic>
               <a:graphicData uri="http://schemas.openxmlformats.org/drawingml/2006/picture">
                 <pic:pic>
                   <pic:nvPicPr>
-                    <pic:cNvPr id="0" name="image6.png"/>
+                    <pic:cNvPr id="0" name="image7.png"/>
                     <pic:cNvPicPr preferRelativeResize="0"/>
                   </pic:nvPicPr>
                   <pic:blipFill>
@@ -8691,12 +8730,12 @@
           <wp:inline distB="114300" distT="114300" distL="114300" distR="114300">
             <wp:extent cx="2880000" cy="2088000"/>
             <wp:effectExtent b="0" l="0" r="0" t="0"/>
-            <wp:docPr id="7" name="image5.png"/>
+            <wp:docPr id="7" name="image6.png"/>
             <a:graphic>
               <a:graphicData uri="http://schemas.openxmlformats.org/drawingml/2006/picture">
                 <pic:pic>
                   <pic:nvPicPr>
-                    <pic:cNvPr id="0" name="image5.png"/>
+                    <pic:cNvPr id="0" name="image6.png"/>
                     <pic:cNvPicPr preferRelativeResize="0"/>
                   </pic:nvPicPr>
                   <pic:blipFill>
@@ -8753,6 +8792,7 @@
           <w:numId w:val="29"/>
         </w:numPr>
         <w:spacing w:after="0" w:before="0" w:line="360" w:lineRule="auto"/>
+        <w:rPr/>
       </w:pPr>
       <w:bookmarkStart w:colFirst="0" w:colLast="0" w:name="_72deqp4iog2j" w:id="47"/>
       <w:bookmarkEnd w:id="47"/>
@@ -8773,6 +8813,7 @@
         <w:spacing w:after="0" w:before="0" w:line="360" w:lineRule="auto"/>
         <w:ind w:left="2160" w:hanging="360"/>
         <w:jc w:val="both"/>
+        <w:rPr/>
       </w:pPr>
       <w:bookmarkStart w:colFirst="0" w:colLast="0" w:name="_pm3psji03szr" w:id="48"/>
       <w:bookmarkEnd w:id="48"/>
@@ -8834,6 +8875,7 @@
         <w:spacing w:after="0" w:before="0" w:line="360" w:lineRule="auto"/>
         <w:ind w:left="2160" w:hanging="360"/>
         <w:jc w:val="both"/>
+        <w:rPr/>
       </w:pPr>
       <w:bookmarkStart w:colFirst="0" w:colLast="0" w:name="_dzhb494yxuzn" w:id="49"/>
       <w:bookmarkEnd w:id="49"/>
@@ -9862,6 +9904,7 @@
         <w:spacing w:after="0" w:before="0" w:line="360" w:lineRule="auto"/>
         <w:ind w:left="2160" w:hanging="360"/>
         <w:jc w:val="both"/>
+        <w:rPr/>
       </w:pPr>
       <w:bookmarkStart w:colFirst="0" w:colLast="0" w:name="_1kkt5kd3324w" w:id="50"/>
       <w:bookmarkEnd w:id="50"/>
@@ -9946,6 +9989,7 @@
           <w:numId w:val="29"/>
         </w:numPr>
         <w:spacing w:after="0" w:before="0" w:line="360" w:lineRule="auto"/>
+        <w:rPr/>
       </w:pPr>
       <w:bookmarkStart w:colFirst="0" w:colLast="0" w:name="_wujywho5dnf1" w:id="52"/>
       <w:bookmarkEnd w:id="52"/>
@@ -9966,6 +10010,7 @@
         <w:spacing w:after="0" w:before="0" w:line="360" w:lineRule="auto"/>
         <w:ind w:left="2160" w:hanging="360"/>
         <w:jc w:val="both"/>
+        <w:rPr/>
       </w:pPr>
       <w:bookmarkStart w:colFirst="0" w:colLast="0" w:name="_cvl9y4umz3ml" w:id="53"/>
       <w:bookmarkEnd w:id="53"/>
@@ -10019,6 +10064,7 @@
         <w:spacing w:after="0" w:before="0" w:line="360" w:lineRule="auto"/>
         <w:ind w:left="2160" w:hanging="360"/>
         <w:jc w:val="both"/>
+        <w:rPr/>
       </w:pPr>
       <w:bookmarkStart w:colFirst="0" w:colLast="0" w:name="_gdd920wl1ekt" w:id="54"/>
       <w:bookmarkEnd w:id="54"/>
@@ -10901,6 +10947,7 @@
         <w:spacing w:after="0" w:before="0" w:line="360" w:lineRule="auto"/>
         <w:ind w:left="2160" w:hanging="360"/>
         <w:jc w:val="both"/>
+        <w:rPr/>
       </w:pPr>
       <w:bookmarkStart w:colFirst="0" w:colLast="0" w:name="_l6jhm2kjbfl3" w:id="55"/>
       <w:bookmarkEnd w:id="55"/>
@@ -10924,12 +10971,12 @@
           <wp:inline distB="114300" distT="114300" distL="114300" distR="114300">
             <wp:extent cx="3960000" cy="4989600"/>
             <wp:effectExtent b="0" l="0" r="0" t="0"/>
-            <wp:docPr id="5" name="image3.png"/>
+            <wp:docPr id="5" name="image1.png"/>
             <a:graphic>
               <a:graphicData uri="http://schemas.openxmlformats.org/drawingml/2006/picture">
                 <pic:pic>
                   <pic:nvPicPr>
-                    <pic:cNvPr id="0" name="image3.png"/>
+                    <pic:cNvPr id="0" name="image1.png"/>
                     <pic:cNvPicPr preferRelativeResize="0"/>
                   </pic:nvPicPr>
                   <pic:blipFill>
@@ -10985,6 +11032,7 @@
           <w:numId w:val="29"/>
         </w:numPr>
         <w:spacing w:after="0" w:before="0" w:line="360" w:lineRule="auto"/>
+        <w:rPr/>
       </w:pPr>
       <w:bookmarkStart w:colFirst="0" w:colLast="0" w:name="_lssqcnugx4y3" w:id="57"/>
       <w:bookmarkEnd w:id="57"/>
@@ -11005,6 +11053,7 @@
         <w:spacing w:after="0" w:before="0" w:line="360" w:lineRule="auto"/>
         <w:ind w:left="2160" w:hanging="360"/>
         <w:jc w:val="both"/>
+        <w:rPr/>
       </w:pPr>
       <w:bookmarkStart w:colFirst="0" w:colLast="0" w:name="_lf4huqozsuj5" w:id="58"/>
       <w:bookmarkEnd w:id="58"/>
@@ -11052,6 +11101,7 @@
         <w:spacing w:after="0" w:before="0" w:line="360" w:lineRule="auto"/>
         <w:ind w:left="2160" w:hanging="360"/>
         <w:jc w:val="both"/>
+        <w:rPr/>
       </w:pPr>
       <w:bookmarkStart w:colFirst="0" w:colLast="0" w:name="_63i31np28w6k" w:id="59"/>
       <w:bookmarkEnd w:id="59"/>
@@ -11789,6 +11839,7 @@
         <w:spacing w:after="0" w:before="0" w:line="360" w:lineRule="auto"/>
         <w:ind w:left="2160" w:hanging="360"/>
         <w:jc w:val="both"/>
+        <w:rPr/>
       </w:pPr>
       <w:bookmarkStart w:colFirst="0" w:colLast="0" w:name="_wdhjg9ukzxfi" w:id="60"/>
       <w:bookmarkEnd w:id="60"/>
@@ -11812,12 +11863,12 @@
           <wp:inline distB="114300" distT="114300" distL="114300" distR="114300">
             <wp:extent cx="3960000" cy="4514400"/>
             <wp:effectExtent b="0" l="0" r="0" t="0"/>
-            <wp:docPr id="6" name="image4.png"/>
+            <wp:docPr id="6" name="image5.png"/>
             <a:graphic>
               <a:graphicData uri="http://schemas.openxmlformats.org/drawingml/2006/picture">
                 <pic:pic>
                   <pic:nvPicPr>
-                    <pic:cNvPr id="0" name="image4.png"/>
+                    <pic:cNvPr id="0" name="image5.png"/>
                     <pic:cNvPicPr preferRelativeResize="0"/>
                   </pic:nvPicPr>
                   <pic:blipFill>
@@ -11873,6 +11924,7 @@
           <w:numId w:val="29"/>
         </w:numPr>
         <w:spacing w:after="0" w:before="0" w:line="360" w:lineRule="auto"/>
+        <w:rPr/>
       </w:pPr>
       <w:bookmarkStart w:colFirst="0" w:colLast="0" w:name="_y5nkmzyf2ntb" w:id="62"/>
       <w:bookmarkEnd w:id="62"/>
@@ -11893,6 +11945,7 @@
         <w:spacing w:after="0" w:before="0" w:line="360" w:lineRule="auto"/>
         <w:ind w:left="2160" w:hanging="360"/>
         <w:jc w:val="both"/>
+        <w:rPr/>
       </w:pPr>
       <w:bookmarkStart w:colFirst="0" w:colLast="0" w:name="_dhger465jukd" w:id="63"/>
       <w:bookmarkEnd w:id="63"/>
@@ -11940,6 +11993,7 @@
         <w:spacing w:after="0" w:before="0" w:line="360" w:lineRule="auto"/>
         <w:ind w:left="2160" w:hanging="360"/>
         <w:jc w:val="both"/>
+        <w:rPr/>
       </w:pPr>
       <w:bookmarkStart w:colFirst="0" w:colLast="0" w:name="_6ytbx5tcqaqy" w:id="64"/>
       <w:bookmarkEnd w:id="64"/>
@@ -12159,6 +12213,7 @@
         <w:spacing w:after="0" w:before="0" w:line="360" w:lineRule="auto"/>
         <w:ind w:left="2160" w:hanging="360"/>
         <w:jc w:val="both"/>
+        <w:rPr/>
       </w:pPr>
       <w:bookmarkStart w:colFirst="0" w:colLast="0" w:name="_azz6147m3wjz" w:id="65"/>
       <w:bookmarkEnd w:id="65"/>
@@ -12408,6 +12463,7 @@
         <w:spacing w:after="0" w:before="0" w:line="360" w:lineRule="auto"/>
         <w:ind w:left="2160" w:hanging="360"/>
         <w:jc w:val="both"/>
+        <w:rPr/>
       </w:pPr>
       <w:bookmarkStart w:colFirst="0" w:colLast="0" w:name="_bw3v7udjzw9u" w:id="66"/>
       <w:bookmarkEnd w:id="66"/>
@@ -12717,6 +12773,7 @@
         <w:spacing w:after="0" w:before="0" w:line="360" w:lineRule="auto"/>
         <w:ind w:left="2160" w:hanging="360"/>
         <w:jc w:val="both"/>
+        <w:rPr/>
       </w:pPr>
       <w:bookmarkStart w:colFirst="0" w:colLast="0" w:name="_yjrwvfdcfcnw" w:id="67"/>
       <w:bookmarkEnd w:id="67"/>
@@ -12948,6 +13005,7 @@
         <w:spacing w:after="0" w:before="0" w:line="360" w:lineRule="auto"/>
         <w:ind w:left="2160" w:hanging="360"/>
         <w:jc w:val="both"/>
+        <w:rPr/>
       </w:pPr>
       <w:bookmarkStart w:colFirst="0" w:colLast="0" w:name="_kfhey466gvlp" w:id="68"/>
       <w:bookmarkEnd w:id="68"/>
@@ -13080,6 +13138,7 @@
         <w:spacing w:after="0" w:before="0" w:line="360" w:lineRule="auto"/>
         <w:ind w:left="2160" w:hanging="360"/>
         <w:jc w:val="both"/>
+        <w:rPr/>
       </w:pPr>
       <w:bookmarkStart w:colFirst="0" w:colLast="0" w:name="_hefrqcdv29zl" w:id="69"/>
       <w:bookmarkEnd w:id="69"/>
@@ -13245,6 +13304,7 @@
         <w:spacing w:after="0" w:before="0" w:line="360" w:lineRule="auto"/>
         <w:ind w:left="2160" w:hanging="360"/>
         <w:jc w:val="both"/>
+        <w:rPr/>
       </w:pPr>
       <w:bookmarkStart w:colFirst="0" w:colLast="0" w:name="_d5go12y8zoq2" w:id="70"/>
       <w:bookmarkEnd w:id="70"/>
@@ -13268,12 +13328,12 @@
           <wp:inline distB="114300" distT="114300" distL="114300" distR="114300">
             <wp:extent cx="3600000" cy="2628000"/>
             <wp:effectExtent b="0" l="0" r="0" t="0"/>
-            <wp:docPr id="3" name="image1.png"/>
+            <wp:docPr id="3" name="image4.png"/>
             <a:graphic>
               <a:graphicData uri="http://schemas.openxmlformats.org/drawingml/2006/picture">
                 <pic:pic>
                   <pic:nvPicPr>
-                    <pic:cNvPr id="0" name="image1.png"/>
+                    <pic:cNvPr id="0" name="image4.png"/>
                     <pic:cNvPicPr preferRelativeResize="0"/>
                   </pic:nvPicPr>
                   <pic:blipFill>
@@ -13354,6 +13414,7 @@
         <w:spacing w:after="0" w:before="0" w:line="360" w:lineRule="auto"/>
         <w:ind w:left="720" w:hanging="360"/>
         <w:jc w:val="both"/>
+        <w:rPr/>
       </w:pPr>
       <w:bookmarkStart w:colFirst="0" w:colLast="0" w:name="_ho58wiel0jpt" w:id="73"/>
       <w:bookmarkEnd w:id="73"/>
@@ -14060,6 +14121,79 @@
         <w:spacing w:after="0" w:before="0" w:line="360" w:lineRule="auto"/>
         <w:ind w:left="720" w:firstLine="0"/>
         <w:jc w:val="both"/>
+        <w:rPr/>
+      </w:pPr>
+      <w:r>
+        <w:rPr>
+          <w:rtl w:val="0"/>
+        </w:rPr>
+      </w:r>
+    </w:p>
+    <w:p>
+      <w:pPr>
+        <w:pStyle w:val="Heading1"/>
+        <w:numPr>
+          <w:ilvl w:val="0"/>
+          <w:numId w:val="29"/>
+        </w:numPr>
+        <w:spacing w:line="360" w:lineRule="auto"/>
+        <w:ind w:left="720" w:hanging="360"/>
+        <w:jc w:val="both"/>
+        <w:rPr>
+          <w:u w:val="none"/>
+        </w:rPr>
+      </w:pPr>
+      <w:bookmarkStart w:colFirst="0" w:colLast="0" w:name="_lk1skcdjo0tv" w:id="74"/>
+      <w:bookmarkEnd w:id="74"/>
+      <w:r>
+        <w:rPr>
+          <w:rtl w:val="0"/>
+        </w:rPr>
+        <w:t xml:space="preserve">Kesimpulan</w:t>
+      </w:r>
+    </w:p>
+    <w:p>
+      <w:pPr>
+        <w:spacing w:after="240" w:before="240" w:lineRule="auto"/>
+        <w:ind w:left="720" w:firstLine="0"/>
+        <w:rPr/>
+      </w:pPr>
+      <w:r>
+        <w:rPr>
+          <w:rtl w:val="0"/>
+        </w:rPr>
+        <w:t xml:space="preserve">Aplikasi </w:t>
+      </w:r>
+      <w:r>
+        <w:rPr>
+          <w:b w:val="1"/>
+          <w:rtl w:val="0"/>
+        </w:rPr>
+        <w:t xml:space="preserve">Jedapus – Aplikasi Pengajuan dan Pencatatan Cuti Pegawai</w:t>
+      </w:r>
+      <w:r>
+        <w:rPr>
+          <w:rtl w:val="0"/>
+        </w:rPr>
+        <w:t xml:space="preserve"> dikembangkan sebagai solusi digital terhadap berbagai kendala dalam proses cuti pegawai di lingkungan kampus, seperti keterlambatan persetujuan, ketidakteraturan pencatatan, dan kurangnya transparansi. Dengan fitur digital seperti pengajuan cuti secara mobile, verifikasi real-time oleh HRD dan rektor, pelaporan otomatis, serta notifikasi status cuti, aplikasi ini menjawab kebutuhan efisiensi, akurasi, dan keterbukaan informasi yang lebih baik.</w:t>
+      </w:r>
+    </w:p>
+    <w:p>
+      <w:pPr>
+        <w:spacing w:after="240" w:before="240" w:lineRule="auto"/>
+        <w:ind w:left="720" w:firstLine="0"/>
+        <w:rPr/>
+      </w:pPr>
+      <w:r>
+        <w:rPr>
+          <w:rtl w:val="0"/>
+        </w:rPr>
+        <w:t xml:space="preserve">Dokumen SRS ini telah merangkum kebutuhan fungsional dan non-fungsional berdasarkan hasil wawancara serta analisis sistem yang dilakukan. Pengembangan aplikasi ini diharapkan dapat mendukung proses administrasi yang lebih modern dan meningkatkan kenyamanan kerja karyawan secara keseluruhan.</w:t>
+      </w:r>
+    </w:p>
+    <w:p>
+      <w:pPr>
+        <w:ind w:left="720" w:firstLine="0"/>
         <w:rPr/>
       </w:pPr>
       <w:r>
